--- a/개인/취업·경력/영문 커버레터 (Cover Letter).docx
+++ b/개인/취업·경력/영문 커버레터 (Cover Letter).docx
@@ -4,7 +4,7 @@
   <w:body>
     <w:p>
       <w:pPr>
-        <w:spacing w:after="29" w:before="0" w:line="312" w:lineRule="auto"/>
+        <w:spacing w:after="37" w:before="0" w:line="312" w:lineRule="auto"/>
         <w:jc w:val="center"/>
       </w:pPr>
       <w:r>
@@ -19,7 +19,7 @@
     </w:p>
     <w:p>
       <w:pPr>
-        <w:spacing w:after="72" w:before="0" w:line="312" w:lineRule="auto"/>
+        <w:spacing w:after="92" w:before="0" w:line="312" w:lineRule="auto"/>
         <w:jc w:val="left"/>
         <w:pBdr>
           <w:bottom w:val="single" w:sz="14" w:space="2" w:color="24384F"/>
@@ -35,7 +35,7 @@
     </w:p>
     <w:p>
       <w:pPr>
-        <w:spacing w:after="29" w:before="58" w:line="312" w:lineRule="auto"/>
+        <w:spacing w:after="37" w:before="74" w:line="312" w:lineRule="auto"/>
         <w:jc w:val="left"/>
         <w:pBdr>
           <w:bottom w:val="single" w:sz="6" w:space="2" w:color="C9D2DD"/>
@@ -76,7 +76,7 @@
       </w:tblGrid>
       <w:tr>
         <w:trPr>
-          <w:trHeight w:val="326" w:hRule="atLeast"/>
+          <w:trHeight w:val="417" w:hRule="atLeast"/>
         </w:trPr>
         <w:tc>
           <w:tcPr>
@@ -191,7 +191,7 @@
       </w:tr>
       <w:tr>
         <w:trPr>
-          <w:trHeight w:val="326" w:hRule="atLeast"/>
+          <w:trHeight w:val="417" w:hRule="atLeast"/>
         </w:trPr>
         <w:tc>
           <w:tcPr>
@@ -252,7 +252,7 @@
       </w:tr>
       <w:tr>
         <w:trPr>
-          <w:trHeight w:val="326" w:hRule="atLeast"/>
+          <w:trHeight w:val="417" w:hRule="atLeast"/>
         </w:trPr>
         <w:tc>
           <w:tcPr>
@@ -368,7 +368,7 @@
     </w:tbl>
     <w:p>
       <w:pPr>
-        <w:spacing w:after="29" w:before="0" w:line="312" w:lineRule="auto"/>
+        <w:spacing w:after="37" w:before="0" w:line="312" w:lineRule="auto"/>
         <w:jc w:val="left"/>
       </w:pPr>
       <w:r>
@@ -381,7 +381,7 @@
     </w:p>
     <w:p>
       <w:pPr>
-        <w:spacing w:after="29" w:before="58" w:line="312" w:lineRule="auto"/>
+        <w:spacing w:after="37" w:before="74" w:line="312" w:lineRule="auto"/>
         <w:jc w:val="left"/>
         <w:pBdr>
           <w:bottom w:val="single" w:sz="6" w:space="2" w:color="C9D2DD"/>
@@ -422,7 +422,7 @@
       </w:tblGrid>
       <w:tr>
         <w:trPr>
-          <w:trHeight w:val="326" w:hRule="atLeast"/>
+          <w:trHeight w:val="417" w:hRule="atLeast"/>
         </w:trPr>
         <w:tc>
           <w:tcPr>
@@ -537,7 +537,7 @@
       </w:tr>
       <w:tr>
         <w:trPr>
-          <w:trHeight w:val="326" w:hRule="atLeast"/>
+          <w:trHeight w:val="417" w:hRule="atLeast"/>
         </w:trPr>
         <w:tc>
           <w:tcPr>
@@ -598,7 +598,7 @@
       </w:tr>
       <w:tr>
         <w:trPr>
-          <w:trHeight w:val="326" w:hRule="atLeast"/>
+          <w:trHeight w:val="417" w:hRule="atLeast"/>
         </w:trPr>
         <w:tc>
           <w:tcPr>
@@ -714,7 +714,7 @@
     </w:tbl>
     <w:p>
       <w:pPr>
-        <w:spacing w:after="29" w:before="0" w:line="312" w:lineRule="auto"/>
+        <w:spacing w:after="37" w:before="0" w:line="312" w:lineRule="auto"/>
         <w:jc w:val="left"/>
       </w:pPr>
       <w:r>
@@ -727,7 +727,7 @@
     </w:p>
     <w:p>
       <w:pPr>
-        <w:spacing w:after="58" w:before="58" w:line="312" w:lineRule="auto"/>
+        <w:spacing w:after="74" w:before="74" w:line="312" w:lineRule="auto"/>
         <w:jc w:val="center"/>
       </w:pPr>
       <w:r>
@@ -741,7 +741,7 @@
     </w:p>
     <w:p>
       <w:pPr>
-        <w:spacing w:after="29" w:before="58" w:line="312" w:lineRule="auto"/>
+        <w:spacing w:after="37" w:before="74" w:line="312" w:lineRule="auto"/>
         <w:jc w:val="left"/>
         <w:pBdr>
           <w:bottom w:val="single" w:sz="6" w:space="2" w:color="C9D2DD"/>
@@ -768,7 +768,7 @@
     </w:p>
     <w:p>
       <w:pPr>
-        <w:spacing w:after="58" w:before="0" w:line="312" w:lineRule="auto"/>
+        <w:spacing w:after="74" w:before="0" w:line="312" w:lineRule="auto"/>
         <w:jc w:val="left"/>
       </w:pPr>
       <w:r>
@@ -782,7 +782,7 @@
     </w:p>
     <w:p>
       <w:pPr>
-        <w:spacing w:after="29" w:before="0" w:line="312" w:lineRule="auto"/>
+        <w:spacing w:after="37" w:before="0" w:line="312" w:lineRule="auto"/>
         <w:jc w:val="left"/>
       </w:pPr>
       <w:r>
@@ -808,7 +808,7 @@
       </w:tblGrid>
       <w:tr>
         <w:trPr>
-          <w:trHeight w:val="979" w:hRule="atLeast"/>
+          <w:trHeight w:val="1251" w:hRule="atLeast"/>
         </w:trPr>
         <w:tc>
           <w:tcPr>
@@ -831,7 +831,7 @@
               <w:rPr>
                 <w:rFonts w:ascii="Malgun Gothic" w:hAnsi="Malgun Gothic" w:eastAsia="Malgun Gothic" w:cs="Malgun Gothic"/>
                 <w:b w:val="0"/>
-                <w:sz w:val="20"/>
+                <w:sz w:val="19"/>
               </w:rPr>
             </w:r>
           </w:p>
@@ -840,7 +840,7 @@
     </w:tbl>
     <w:p>
       <w:pPr>
-        <w:spacing w:after="29" w:before="0" w:line="312" w:lineRule="auto"/>
+        <w:spacing w:after="37" w:before="0" w:line="312" w:lineRule="auto"/>
         <w:jc w:val="left"/>
       </w:pPr>
       <w:r>
@@ -853,7 +853,7 @@
     </w:p>
     <w:p>
       <w:pPr>
-        <w:spacing w:after="29" w:before="0" w:line="312" w:lineRule="auto"/>
+        <w:spacing w:after="37" w:before="0" w:line="312" w:lineRule="auto"/>
         <w:jc w:val="left"/>
       </w:pPr>
       <w:r>
@@ -879,7 +879,7 @@
       </w:tblGrid>
       <w:tr>
         <w:trPr>
-          <w:trHeight w:val="2122" w:hRule="atLeast"/>
+          <w:trHeight w:val="2712" w:hRule="atLeast"/>
         </w:trPr>
         <w:tc>
           <w:tcPr>
@@ -902,7 +902,7 @@
               <w:rPr>
                 <w:rFonts w:ascii="Malgun Gothic" w:hAnsi="Malgun Gothic" w:eastAsia="Malgun Gothic" w:cs="Malgun Gothic"/>
                 <w:b w:val="0"/>
-                <w:sz w:val="20"/>
+                <w:sz w:val="19"/>
               </w:rPr>
             </w:r>
           </w:p>
@@ -911,7 +911,7 @@
     </w:tbl>
     <w:p>
       <w:pPr>
-        <w:spacing w:after="29" w:before="0" w:line="312" w:lineRule="auto"/>
+        <w:spacing w:after="37" w:before="0" w:line="312" w:lineRule="auto"/>
         <w:jc w:val="left"/>
       </w:pPr>
       <w:r>
@@ -924,7 +924,7 @@
     </w:p>
     <w:p>
       <w:pPr>
-        <w:spacing w:after="29" w:before="0" w:line="312" w:lineRule="auto"/>
+        <w:spacing w:after="37" w:before="0" w:line="312" w:lineRule="auto"/>
         <w:jc w:val="left"/>
       </w:pPr>
       <w:r>
@@ -950,7 +950,7 @@
       </w:tblGrid>
       <w:tr>
         <w:trPr>
-          <w:trHeight w:val="898" w:hRule="atLeast"/>
+          <w:trHeight w:val="1147" w:hRule="atLeast"/>
         </w:trPr>
         <w:tc>
           <w:tcPr>
@@ -973,7 +973,7 @@
               <w:rPr>
                 <w:rFonts w:ascii="Malgun Gothic" w:hAnsi="Malgun Gothic" w:eastAsia="Malgun Gothic" w:cs="Malgun Gothic"/>
                 <w:b w:val="0"/>
-                <w:sz w:val="20"/>
+                <w:sz w:val="19"/>
               </w:rPr>
             </w:r>
           </w:p>
@@ -982,7 +982,7 @@
     </w:tbl>
     <w:p>
       <w:pPr>
-        <w:spacing w:after="29" w:before="0" w:line="312" w:lineRule="auto"/>
+        <w:spacing w:after="37" w:before="0" w:line="312" w:lineRule="auto"/>
         <w:jc w:val="left"/>
       </w:pPr>
       <w:r>
@@ -995,7 +995,7 @@
     </w:p>
     <w:p>
       <w:pPr>
-        <w:spacing w:after="58" w:before="0" w:line="312" w:lineRule="auto"/>
+        <w:spacing w:after="74" w:before="0" w:line="312" w:lineRule="auto"/>
         <w:jc w:val="left"/>
       </w:pPr>
       <w:r>
@@ -1009,7 +1009,7 @@
     </w:p>
     <w:p>
       <w:pPr>
-        <w:spacing w:after="58" w:before="0" w:line="312" w:lineRule="auto"/>
+        <w:spacing w:after="74" w:before="0" w:line="312" w:lineRule="auto"/>
         <w:jc w:val="right"/>
       </w:pPr>
       <w:r>
@@ -1023,7 +1023,7 @@
     </w:p>
     <w:p>
       <w:pPr>
-        <w:spacing w:after="0" w:before="43" w:line="312" w:lineRule="auto"/>
+        <w:spacing w:after="0" w:before="55" w:line="312" w:lineRule="auto"/>
         <w:jc w:val="left"/>
       </w:pPr>
       <w:r>
